--- a/labs/L01.docx
+++ b/labs/L01.docx
@@ -10,13 +10,13 @@
         <w:t xml:space="preserve">Lab 01: método científico, hipótesis, predicciones</w:t>
       </w:r>
     </w:p>
-    <w:bookmarkStart w:id="20" w:name="observaciones"/>
+    <w:bookmarkStart w:id="20" w:name="observacion"/>
     <w:p>
       <w:pPr>
         <w:pStyle w:val="Heading2"/>
       </w:pPr>
       <w:r>
-        <w:t xml:space="preserve">Observaciones</w:t>
+        <w:t xml:space="preserve">Observacion</w:t>
       </w:r>
     </w:p>
     <w:p>
@@ -24,23 +24,15 @@
         <w:pStyle w:val="FirstParagraph"/>
       </w:pPr>
       <w:r>
-        <w:t xml:space="preserve">Algunos lagos en Finlandia se encuentran aproximadamente a la misma latitud, tienen poca influencia antropogénica y parecen similares en su entorno físico y químico. Sin embargo, cada lago contiene muchas especies de fitoplancton, y las especies difieren entre los lagos en su abundancia relativa y dinámica estacional.</w:t>
-      </w:r>
-    </w:p>
-    <w:p>
-      <w:pPr>
-        <w:pStyle w:val="BodyText"/>
-      </w:pPr>
-      <w:r>
-        <w:t xml:space="preserve">Un grupo de investigadoras e investigadores estudia los factores que determinan la composición del fitoplancton en estos lagos y está perplejo por cómo se mantiene tanta diversidad en ecosistemas aparentemente similares.</w:t>
-      </w:r>
-    </w:p>
-    <w:p>
-      <w:pPr>
-        <w:pStyle w:val="BodyText"/>
-      </w:pPr>
-      <w:r>
-        <w:t xml:space="preserve">Usted es especialista en ecología de comunidades y le han pedido que ayude a explicar esta diversidad. Proponga</w:t>
+        <w:t xml:space="preserve">En el campus hay muchas áreas verdes, pero algunas tienen más diversidad de plantas que otras. Las áreas difieren en la cantidad de luz, humedad, fertilidad del suelo y perturbaciones humanas, y la composición de especies también varía entre ellas. Lo que no está claro es por qué algunas áreas tienen más diversidad que otras, y qué mecanismos ecológicos podrían estar involucrados.</w:t>
+      </w:r>
+    </w:p>
+    <w:p>
+      <w:pPr>
+        <w:pStyle w:val="BodyText"/>
+      </w:pPr>
+      <w:r>
+        <w:t xml:space="preserve">Proponga</w:t>
       </w:r>
       <w:r>
         <w:t xml:space="preserve"> </w:t>
@@ -64,7 +56,7 @@
         <w:pStyle w:val="BodyText"/>
       </w:pPr>
       <w:r>
-        <w:t xml:space="preserve">Las hipótesis y predicciones deben ser consistentes con las observaciones y con el conocimiento ecológico. Cada hipótesis debe involucrar un mecanismo que pueda ser medido o manipulado, y cada predicción debe describir</w:t>
+        <w:t xml:space="preserve">Las hipótesis y predicciones deben ser consistentes con las observaciones y con el conocimiento ecológico. Cada hipótesis debe proponer</w:t>
       </w:r>
       <w:r>
         <w:t xml:space="preserve"> </w:t>
@@ -74,10 +66,228 @@
           <w:b/>
           <w:bCs/>
         </w:rPr>
-        <w:t xml:space="preserve">qué patrón esperaríamos observar si el mecanismo propuesto es importante</w:t>
-      </w:r>
-      <w:r>
-        <w:t xml:space="preserve">.</w:t>
+        <w:t xml:space="preserve">un mecanismo ecológico que explique cómo una variable podría afectar la diversidad</w:t>
+      </w:r>
+      <w:r>
+        <w:t xml:space="preserve">, y debe involucrar algo que pueda ser medido o manipulado.</w:t>
+      </w:r>
+    </w:p>
+    <w:bookmarkEnd w:id="20"/>
+    <w:bookmarkStart w:id="21" w:name="preguntas"/>
+    <w:p>
+      <w:pPr>
+        <w:pStyle w:val="Heading2"/>
+      </w:pPr>
+      <w:r>
+        <w:t xml:space="preserve">Preguntas</w:t>
+      </w:r>
+    </w:p>
+    <w:p>
+      <w:pPr>
+        <w:pStyle w:val="FirstParagraph"/>
+      </w:pPr>
+      <w:r>
+        <w:t xml:space="preserve">Hipótesis A:</w:t>
+      </w:r>
+    </w:p>
+    <w:p>
+      <w:pPr>
+        <w:pStyle w:val="BodyText"/>
+      </w:pPr>
+      <w:r>
+        <w:t xml:space="preserve"> </w:t>
+      </w:r>
+    </w:p>
+    <w:p>
+      <w:pPr>
+        <w:pStyle w:val="BodyText"/>
+      </w:pPr>
+      <w:r>
+        <w:t xml:space="preserve"> </w:t>
+      </w:r>
+    </w:p>
+    <w:p>
+      <w:pPr>
+        <w:pStyle w:val="BodyText"/>
+      </w:pPr>
+      <w:r>
+        <w:t xml:space="preserve"> </w:t>
+      </w:r>
+    </w:p>
+    <w:p>
+      <w:pPr>
+        <w:pStyle w:val="BodyText"/>
+      </w:pPr>
+      <w:r>
+        <w:t xml:space="preserve"> </w:t>
+      </w:r>
+    </w:p>
+    <w:p>
+      <w:pPr>
+        <w:pStyle w:val="BodyText"/>
+      </w:pPr>
+      <w:r>
+        <w:t xml:space="preserve"> </w:t>
+      </w:r>
+    </w:p>
+    <w:p>
+      <w:pPr>
+        <w:pStyle w:val="BodyText"/>
+      </w:pPr>
+      <w:r>
+        <w:t xml:space="preserve"> </w:t>
+      </w:r>
+    </w:p>
+    <w:p>
+      <w:pPr>
+        <w:pStyle w:val="BodyText"/>
+      </w:pPr>
+      <w:r>
+        <w:t xml:space="preserve"> </w:t>
+      </w:r>
+    </w:p>
+    <w:p>
+      <w:pPr>
+        <w:pStyle w:val="BodyText"/>
+      </w:pPr>
+      <w:r>
+        <w:t xml:space="preserve">Predicciones de la hipótesis A:</w:t>
+      </w:r>
+    </w:p>
+    <w:p>
+      <w:pPr>
+        <w:pStyle w:val="BodyText"/>
+      </w:pPr>
+      <w:r>
+        <w:t xml:space="preserve"> </w:t>
+      </w:r>
+    </w:p>
+    <w:p>
+      <w:pPr>
+        <w:pStyle w:val="BodyText"/>
+      </w:pPr>
+      <w:r>
+        <w:t xml:space="preserve"> </w:t>
+      </w:r>
+    </w:p>
+    <w:p>
+      <w:pPr>
+        <w:pStyle w:val="BodyText"/>
+      </w:pPr>
+      <w:r>
+        <w:t xml:space="preserve"> </w:t>
+      </w:r>
+    </w:p>
+    <w:p>
+      <w:pPr>
+        <w:pStyle w:val="BodyText"/>
+      </w:pPr>
+      <w:r>
+        <w:t xml:space="preserve"> </w:t>
+      </w:r>
+    </w:p>
+    <w:p>
+      <w:pPr>
+        <w:pStyle w:val="BodyText"/>
+      </w:pPr>
+      <w:r>
+        <w:t xml:space="preserve"> </w:t>
+      </w:r>
+    </w:p>
+    <w:p>
+      <w:pPr>
+        <w:pStyle w:val="BodyText"/>
+      </w:pPr>
+      <w:r>
+        <w:t xml:space="preserve"> </w:t>
+      </w:r>
+    </w:p>
+    <w:p>
+      <w:pPr>
+        <w:pStyle w:val="BodyText"/>
+      </w:pPr>
+      <w:r>
+        <w:t xml:space="preserve"> </w:t>
+      </w:r>
+    </w:p>
+    <w:p>
+      <w:pPr>
+        <w:pStyle w:val="BodyText"/>
+      </w:pPr>
+      <w:r>
+        <w:t xml:space="preserve"> </w:t>
+      </w:r>
+    </w:p>
+    <w:p>
+      <w:pPr>
+        <w:pStyle w:val="BodyText"/>
+      </w:pPr>
+      <w:r>
+        <w:t xml:space="preserve"> </w:t>
+      </w:r>
+    </w:p>
+    <w:p>
+      <w:pPr>
+        <w:pStyle w:val="BodyText"/>
+      </w:pPr>
+      <w:r>
+        <w:t xml:space="preserve">Datos necesarios para probar la hipótesis A y sus predicciones:</w:t>
+      </w:r>
+    </w:p>
+    <w:p>
+      <w:pPr>
+        <w:pStyle w:val="BodyText"/>
+      </w:pPr>
+      <w:r>
+        <w:t xml:space="preserve"> </w:t>
+      </w:r>
+    </w:p>
+    <w:p>
+      <w:pPr>
+        <w:pStyle w:val="BodyText"/>
+      </w:pPr>
+      <w:r>
+        <w:t xml:space="preserve"> </w:t>
+      </w:r>
+    </w:p>
+    <w:p>
+      <w:pPr>
+        <w:pStyle w:val="BodyText"/>
+      </w:pPr>
+      <w:r>
+        <w:t xml:space="preserve"> </w:t>
+      </w:r>
+    </w:p>
+    <w:p>
+      <w:pPr>
+        <w:pStyle w:val="BodyText"/>
+      </w:pPr>
+      <w:r>
+        <w:t xml:space="preserve"> </w:t>
+      </w:r>
+    </w:p>
+    <w:p>
+      <w:pPr>
+        <w:pStyle w:val="BodyText"/>
+      </w:pPr>
+      <w:r>
+        <w:t xml:space="preserve"> </w:t>
+      </w:r>
+    </w:p>
+    <w:p>
+      <w:pPr>
+        <w:pStyle w:val="BodyText"/>
+      </w:pPr>
+      <w:r>
+        <w:t xml:space="preserve"> </w:t>
+      </w:r>
+    </w:p>
+    <w:p>
+      <w:pPr>
+        <w:pStyle w:val="BodyText"/>
+      </w:pPr>
+      <w:r>
+        <w:t xml:space="preserve"> </w:t>
       </w:r>
     </w:p>
     <w:p>
@@ -92,221 +302,6 @@
         <w:pStyle w:val="FirstParagraph"/>
       </w:pPr>
       <w:r>
-        <w:t xml:space="preserve">Hipótesis A:</w:t>
-      </w:r>
-    </w:p>
-    <w:p>
-      <w:pPr>
-        <w:pStyle w:val="BodyText"/>
-      </w:pPr>
-      <w:r>
-        <w:t xml:space="preserve">______________________________</w:t>
-      </w:r>
-    </w:p>
-    <w:p>
-      <w:pPr>
-        <w:pStyle w:val="BodyText"/>
-      </w:pPr>
-      <w:r>
-        <w:t xml:space="preserve"> </w:t>
-      </w:r>
-    </w:p>
-    <w:p>
-      <w:pPr>
-        <w:pStyle w:val="BodyText"/>
-      </w:pPr>
-      <w:r>
-        <w:t xml:space="preserve">______________________________</w:t>
-      </w:r>
-    </w:p>
-    <w:p>
-      <w:pPr>
-        <w:pStyle w:val="BodyText"/>
-      </w:pPr>
-      <w:r>
-        <w:t xml:space="preserve"> </w:t>
-      </w:r>
-    </w:p>
-    <w:p>
-      <w:pPr>
-        <w:pStyle w:val="BodyText"/>
-      </w:pPr>
-      <w:r>
-        <w:t xml:space="preserve">______________________________</w:t>
-      </w:r>
-    </w:p>
-    <w:p>
-      <w:pPr>
-        <w:pStyle w:val="BodyText"/>
-      </w:pPr>
-      <w:r>
-        <w:t xml:space="preserve"> </w:t>
-      </w:r>
-    </w:p>
-    <w:p>
-      <w:pPr>
-        <w:pStyle w:val="BodyText"/>
-      </w:pPr>
-      <w:r>
-        <w:t xml:space="preserve">______________________________</w:t>
-      </w:r>
-    </w:p>
-    <w:p>
-      <w:pPr>
-        <w:pStyle w:val="BodyText"/>
-      </w:pPr>
-      <w:r>
-        <w:t xml:space="preserve">Predicciones de la hipótesis A:</w:t>
-      </w:r>
-    </w:p>
-    <w:p>
-      <w:pPr>
-        <w:pStyle w:val="BodyText"/>
-      </w:pPr>
-      <w:r>
-        <w:t xml:space="preserve">______________________________</w:t>
-      </w:r>
-    </w:p>
-    <w:p>
-      <w:pPr>
-        <w:pStyle w:val="BodyText"/>
-      </w:pPr>
-      <w:r>
-        <w:t xml:space="preserve"> </w:t>
-      </w:r>
-    </w:p>
-    <w:p>
-      <w:pPr>
-        <w:pStyle w:val="BodyText"/>
-      </w:pPr>
-      <w:r>
-        <w:t xml:space="preserve">______________________________</w:t>
-      </w:r>
-    </w:p>
-    <w:p>
-      <w:pPr>
-        <w:pStyle w:val="BodyText"/>
-      </w:pPr>
-      <w:r>
-        <w:t xml:space="preserve"> </w:t>
-      </w:r>
-    </w:p>
-    <w:p>
-      <w:pPr>
-        <w:pStyle w:val="BodyText"/>
-      </w:pPr>
-      <w:r>
-        <w:t xml:space="preserve">______________________________</w:t>
-      </w:r>
-    </w:p>
-    <w:p>
-      <w:pPr>
-        <w:pStyle w:val="BodyText"/>
-      </w:pPr>
-      <w:r>
-        <w:t xml:space="preserve"> </w:t>
-      </w:r>
-    </w:p>
-    <w:p>
-      <w:pPr>
-        <w:pStyle w:val="BodyText"/>
-      </w:pPr>
-      <w:r>
-        <w:t xml:space="preserve">______________________________</w:t>
-      </w:r>
-    </w:p>
-    <w:p>
-      <w:pPr>
-        <w:pStyle w:val="BodyText"/>
-      </w:pPr>
-      <w:r>
-        <w:t xml:space="preserve"> </w:t>
-      </w:r>
-    </w:p>
-    <w:p>
-      <w:pPr>
-        <w:pStyle w:val="BodyText"/>
-      </w:pPr>
-      <w:r>
-        <w:t xml:space="preserve">______________________________</w:t>
-      </w:r>
-    </w:p>
-    <w:p>
-      <w:pPr>
-        <w:pStyle w:val="BodyText"/>
-      </w:pPr>
-      <w:r>
-        <w:t xml:space="preserve">Datos necesarios para probar la hipótesis A y sus predicciones:</w:t>
-      </w:r>
-    </w:p>
-    <w:p>
-      <w:pPr>
-        <w:pStyle w:val="BodyText"/>
-      </w:pPr>
-      <w:r>
-        <w:t xml:space="preserve">______________________________</w:t>
-      </w:r>
-    </w:p>
-    <w:p>
-      <w:pPr>
-        <w:pStyle w:val="BodyText"/>
-      </w:pPr>
-      <w:r>
-        <w:t xml:space="preserve"> </w:t>
-      </w:r>
-    </w:p>
-    <w:p>
-      <w:pPr>
-        <w:pStyle w:val="BodyText"/>
-      </w:pPr>
-      <w:r>
-        <w:t xml:space="preserve">______________________________</w:t>
-      </w:r>
-    </w:p>
-    <w:p>
-      <w:pPr>
-        <w:pStyle w:val="BodyText"/>
-      </w:pPr>
-      <w:r>
-        <w:t xml:space="preserve"> </w:t>
-      </w:r>
-    </w:p>
-    <w:p>
-      <w:pPr>
-        <w:pStyle w:val="BodyText"/>
-      </w:pPr>
-      <w:r>
-        <w:t xml:space="preserve">______________________________</w:t>
-      </w:r>
-    </w:p>
-    <w:p>
-      <w:pPr>
-        <w:pStyle w:val="BodyText"/>
-      </w:pPr>
-      <w:r>
-        <w:t xml:space="preserve"> </w:t>
-      </w:r>
-    </w:p>
-    <w:p>
-      <w:pPr>
-        <w:pStyle w:val="BodyText"/>
-      </w:pPr>
-      <w:r>
-        <w:t xml:space="preserve">______________________________</w:t>
-      </w:r>
-    </w:p>
-    <w:p>
-      <w:r>
-        <w:pict>
-          <v:rect style="width:0;height:1.5pt" o:hralign="center" o:hrstd="t" o:hr="t"/>
-        </w:pict>
-      </w:r>
-    </w:p>
-    <w:p>
-      <w:pPr>
-        <w:pStyle w:val="FirstParagraph"/>
-      </w:pPr>
-      <w:r>
         <w:t xml:space="preserve">Hipótesis B:</w:t>
       </w:r>
     </w:p>
@@ -315,55 +310,55 @@
         <w:pStyle w:val="BodyText"/>
       </w:pPr>
       <w:r>
-        <w:t xml:space="preserve">______________________________</w:t>
-      </w:r>
-    </w:p>
-    <w:p>
-      <w:pPr>
-        <w:pStyle w:val="BodyText"/>
-      </w:pPr>
-      <w:r>
-        <w:t xml:space="preserve"> </w:t>
-      </w:r>
-    </w:p>
-    <w:p>
-      <w:pPr>
-        <w:pStyle w:val="BodyText"/>
-      </w:pPr>
-      <w:r>
-        <w:t xml:space="preserve">______________________________</w:t>
-      </w:r>
-    </w:p>
-    <w:p>
-      <w:pPr>
-        <w:pStyle w:val="BodyText"/>
-      </w:pPr>
-      <w:r>
-        <w:t xml:space="preserve"> </w:t>
-      </w:r>
-    </w:p>
-    <w:p>
-      <w:pPr>
-        <w:pStyle w:val="BodyText"/>
-      </w:pPr>
-      <w:r>
-        <w:t xml:space="preserve">______________________________</w:t>
-      </w:r>
-    </w:p>
-    <w:p>
-      <w:pPr>
-        <w:pStyle w:val="BodyText"/>
-      </w:pPr>
-      <w:r>
-        <w:t xml:space="preserve"> </w:t>
-      </w:r>
-    </w:p>
-    <w:p>
-      <w:pPr>
-        <w:pStyle w:val="BodyText"/>
-      </w:pPr>
-      <w:r>
-        <w:t xml:space="preserve">______________________________</w:t>
+        <w:t xml:space="preserve"> </w:t>
+      </w:r>
+    </w:p>
+    <w:p>
+      <w:pPr>
+        <w:pStyle w:val="BodyText"/>
+      </w:pPr>
+      <w:r>
+        <w:t xml:space="preserve"> </w:t>
+      </w:r>
+    </w:p>
+    <w:p>
+      <w:pPr>
+        <w:pStyle w:val="BodyText"/>
+      </w:pPr>
+      <w:r>
+        <w:t xml:space="preserve"> </w:t>
+      </w:r>
+    </w:p>
+    <w:p>
+      <w:pPr>
+        <w:pStyle w:val="BodyText"/>
+      </w:pPr>
+      <w:r>
+        <w:t xml:space="preserve"> </w:t>
+      </w:r>
+    </w:p>
+    <w:p>
+      <w:pPr>
+        <w:pStyle w:val="BodyText"/>
+      </w:pPr>
+      <w:r>
+        <w:t xml:space="preserve"> </w:t>
+      </w:r>
+    </w:p>
+    <w:p>
+      <w:pPr>
+        <w:pStyle w:val="BodyText"/>
+      </w:pPr>
+      <w:r>
+        <w:t xml:space="preserve"> </w:t>
+      </w:r>
+    </w:p>
+    <w:p>
+      <w:pPr>
+        <w:pStyle w:val="BodyText"/>
+      </w:pPr>
+      <w:r>
+        <w:t xml:space="preserve"> </w:t>
       </w:r>
     </w:p>
     <w:p>
@@ -379,71 +374,71 @@
         <w:pStyle w:val="BodyText"/>
       </w:pPr>
       <w:r>
-        <w:t xml:space="preserve">______________________________</w:t>
-      </w:r>
-    </w:p>
-    <w:p>
-      <w:pPr>
-        <w:pStyle w:val="BodyText"/>
-      </w:pPr>
-      <w:r>
-        <w:t xml:space="preserve"> </w:t>
-      </w:r>
-    </w:p>
-    <w:p>
-      <w:pPr>
-        <w:pStyle w:val="BodyText"/>
-      </w:pPr>
-      <w:r>
-        <w:t xml:space="preserve">______________________________</w:t>
-      </w:r>
-    </w:p>
-    <w:p>
-      <w:pPr>
-        <w:pStyle w:val="BodyText"/>
-      </w:pPr>
-      <w:r>
-        <w:t xml:space="preserve"> </w:t>
-      </w:r>
-    </w:p>
-    <w:p>
-      <w:pPr>
-        <w:pStyle w:val="BodyText"/>
-      </w:pPr>
-      <w:r>
-        <w:t xml:space="preserve">______________________________</w:t>
-      </w:r>
-    </w:p>
-    <w:p>
-      <w:pPr>
-        <w:pStyle w:val="BodyText"/>
-      </w:pPr>
-      <w:r>
-        <w:t xml:space="preserve"> </w:t>
-      </w:r>
-    </w:p>
-    <w:p>
-      <w:pPr>
-        <w:pStyle w:val="BodyText"/>
-      </w:pPr>
-      <w:r>
-        <w:t xml:space="preserve">______________________________</w:t>
-      </w:r>
-    </w:p>
-    <w:p>
-      <w:pPr>
-        <w:pStyle w:val="BodyText"/>
-      </w:pPr>
-      <w:r>
-        <w:t xml:space="preserve"> </w:t>
-      </w:r>
-    </w:p>
-    <w:p>
-      <w:pPr>
-        <w:pStyle w:val="BodyText"/>
-      </w:pPr>
-      <w:r>
-        <w:t xml:space="preserve">______________________________</w:t>
+        <w:t xml:space="preserve"> </w:t>
+      </w:r>
+    </w:p>
+    <w:p>
+      <w:pPr>
+        <w:pStyle w:val="BodyText"/>
+      </w:pPr>
+      <w:r>
+        <w:t xml:space="preserve"> </w:t>
+      </w:r>
+    </w:p>
+    <w:p>
+      <w:pPr>
+        <w:pStyle w:val="BodyText"/>
+      </w:pPr>
+      <w:r>
+        <w:t xml:space="preserve"> </w:t>
+      </w:r>
+    </w:p>
+    <w:p>
+      <w:pPr>
+        <w:pStyle w:val="BodyText"/>
+      </w:pPr>
+      <w:r>
+        <w:t xml:space="preserve"> </w:t>
+      </w:r>
+    </w:p>
+    <w:p>
+      <w:pPr>
+        <w:pStyle w:val="BodyText"/>
+      </w:pPr>
+      <w:r>
+        <w:t xml:space="preserve"> </w:t>
+      </w:r>
+    </w:p>
+    <w:p>
+      <w:pPr>
+        <w:pStyle w:val="BodyText"/>
+      </w:pPr>
+      <w:r>
+        <w:t xml:space="preserve"> </w:t>
+      </w:r>
+    </w:p>
+    <w:p>
+      <w:pPr>
+        <w:pStyle w:val="BodyText"/>
+      </w:pPr>
+      <w:r>
+        <w:t xml:space="preserve"> </w:t>
+      </w:r>
+    </w:p>
+    <w:p>
+      <w:pPr>
+        <w:pStyle w:val="BodyText"/>
+      </w:pPr>
+      <w:r>
+        <w:t xml:space="preserve"> </w:t>
+      </w:r>
+    </w:p>
+    <w:p>
+      <w:pPr>
+        <w:pStyle w:val="BodyText"/>
+      </w:pPr>
+      <w:r>
+        <w:t xml:space="preserve"> </w:t>
       </w:r>
     </w:p>
     <w:p>
@@ -459,58 +454,58 @@
         <w:pStyle w:val="BodyText"/>
       </w:pPr>
       <w:r>
-        <w:t xml:space="preserve">______________________________</w:t>
-      </w:r>
-    </w:p>
-    <w:p>
-      <w:pPr>
-        <w:pStyle w:val="BodyText"/>
-      </w:pPr>
-      <w:r>
-        <w:t xml:space="preserve"> </w:t>
-      </w:r>
-    </w:p>
-    <w:p>
-      <w:pPr>
-        <w:pStyle w:val="BodyText"/>
-      </w:pPr>
-      <w:r>
-        <w:t xml:space="preserve">______________________________</w:t>
-      </w:r>
-    </w:p>
-    <w:p>
-      <w:pPr>
-        <w:pStyle w:val="BodyText"/>
-      </w:pPr>
-      <w:r>
-        <w:t xml:space="preserve"> </w:t>
-      </w:r>
-    </w:p>
-    <w:p>
-      <w:pPr>
-        <w:pStyle w:val="BodyText"/>
-      </w:pPr>
-      <w:r>
-        <w:t xml:space="preserve">______________________________</w:t>
-      </w:r>
-    </w:p>
-    <w:p>
-      <w:pPr>
-        <w:pStyle w:val="BodyText"/>
-      </w:pPr>
-      <w:r>
-        <w:t xml:space="preserve"> </w:t>
-      </w:r>
-    </w:p>
-    <w:p>
-      <w:pPr>
-        <w:pStyle w:val="BodyText"/>
-      </w:pPr>
-      <w:r>
-        <w:t xml:space="preserve">______________________________</w:t>
-      </w:r>
-    </w:p>
-    <w:bookmarkEnd w:id="20"/>
+        <w:t xml:space="preserve"> </w:t>
+      </w:r>
+    </w:p>
+    <w:p>
+      <w:pPr>
+        <w:pStyle w:val="BodyText"/>
+      </w:pPr>
+      <w:r>
+        <w:t xml:space="preserve"> </w:t>
+      </w:r>
+    </w:p>
+    <w:p>
+      <w:pPr>
+        <w:pStyle w:val="BodyText"/>
+      </w:pPr>
+      <w:r>
+        <w:t xml:space="preserve"> </w:t>
+      </w:r>
+    </w:p>
+    <w:p>
+      <w:pPr>
+        <w:pStyle w:val="BodyText"/>
+      </w:pPr>
+      <w:r>
+        <w:t xml:space="preserve"> </w:t>
+      </w:r>
+    </w:p>
+    <w:p>
+      <w:pPr>
+        <w:pStyle w:val="BodyText"/>
+      </w:pPr>
+      <w:r>
+        <w:t xml:space="preserve"> </w:t>
+      </w:r>
+    </w:p>
+    <w:p>
+      <w:pPr>
+        <w:pStyle w:val="BodyText"/>
+      </w:pPr>
+      <w:r>
+        <w:t xml:space="preserve"> </w:t>
+      </w:r>
+    </w:p>
+    <w:p>
+      <w:pPr>
+        <w:pStyle w:val="BodyText"/>
+      </w:pPr>
+      <w:r>
+        <w:t xml:space="preserve"> </w:t>
+      </w:r>
+    </w:p>
+    <w:bookmarkEnd w:id="21"/>
     <w:sectPr/>
   </w:body>
 </w:document>
